--- a/Downloads/Final_Project_Proposal_MAE6291.docx
+++ b/Downloads/Final_Project_Proposal_MAE6291.docx
@@ -204,7 +204,7 @@
           <w:sz w:val="21"/>
           <w:szCs w:val="21"/>
         </w:rPr>
-        <w:t>5</w:t>
+        <w:t>6</w:t>
       </w:r>
       <w:r>
         <w:rPr>
@@ -258,10 +258,10 @@
         <w:tblLook w:val="04A0" w:firstRow="1" w:lastRow="0" w:firstColumn="1" w:lastColumn="0" w:noHBand="0" w:noVBand="1"/>
       </w:tblPr>
       <w:tblGrid>
-        <w:gridCol w:w="1606"/>
-        <w:gridCol w:w="6477"/>
-        <w:gridCol w:w="1157"/>
-        <w:gridCol w:w="2195"/>
+        <w:gridCol w:w="1605"/>
+        <w:gridCol w:w="6479"/>
+        <w:gridCol w:w="1155"/>
+        <w:gridCol w:w="2196"/>
       </w:tblGrid>
       <w:tr>
         <w:trPr>
@@ -282,7 +282,7 @@
           </w:tcPr>
           <w:p>
             <w:pPr>
-              <w:ind w:firstLineChars="100" w:firstLine="163"/>
+              <w:ind w:firstLineChars="100" w:firstLine="161"/>
               <w:jc w:val="right"/>
               <w:rPr>
                 <w:rFonts w:ascii="Century Gothic" w:eastAsia="Times New Roman" w:hAnsi="Century Gothic" w:cs="Times New Roman"/>
@@ -307,7 +307,7 @@
           </w:p>
           <w:p>
             <w:pPr>
-              <w:ind w:firstLineChars="100" w:firstLine="163"/>
+              <w:ind w:firstLineChars="100" w:firstLine="161"/>
               <w:jc w:val="right"/>
               <w:rPr>
                 <w:rFonts w:ascii="Century Gothic" w:eastAsia="Times New Roman" w:hAnsi="Century Gothic" w:cs="Times New Roman"/>
@@ -370,7 +370,7 @@
           </w:tcPr>
           <w:p>
             <w:pPr>
-              <w:ind w:firstLineChars="100" w:firstLine="163"/>
+              <w:ind w:firstLineChars="100" w:firstLine="161"/>
               <w:jc w:val="right"/>
               <w:rPr>
                 <w:rFonts w:ascii="Century Gothic" w:eastAsia="Times New Roman" w:hAnsi="Century Gothic" w:cs="Times New Roman"/>
@@ -475,7 +475,7 @@
           </w:tcPr>
           <w:p>
             <w:pPr>
-              <w:ind w:firstLineChars="100" w:firstLine="163"/>
+              <w:ind w:firstLineChars="100" w:firstLine="161"/>
               <w:jc w:val="right"/>
               <w:rPr>
                 <w:rFonts w:ascii="Century Gothic" w:eastAsia="Times New Roman" w:hAnsi="Century Gothic" w:cs="Times New Roman"/>
@@ -558,7 +558,7 @@
           </w:tcPr>
           <w:p>
             <w:pPr>
-              <w:ind w:firstLineChars="100" w:firstLine="163"/>
+              <w:ind w:firstLineChars="100" w:firstLine="161"/>
               <w:jc w:val="right"/>
               <w:rPr>
                 <w:rFonts w:ascii="Century Gothic" w:eastAsia="Times New Roman" w:hAnsi="Century Gothic" w:cs="Times New Roman"/>
@@ -790,7 +790,6 @@
               <w:bottom w:val="single" w:sz="4" w:space="0" w:color="BFBFBF"/>
               <w:right w:val="single" w:sz="4" w:space="0" w:color="BFBFBF"/>
             </w:tcBorders>
-            <w:shd w:val="clear" w:color="auto" w:fill="auto"/>
             <w:hideMark/>
           </w:tcPr>
           <w:p>
@@ -1190,7 +1189,6 @@
               <w:bottom w:val="single" w:sz="4" w:space="0" w:color="BFBFBF"/>
               <w:right w:val="single" w:sz="4" w:space="0" w:color="BFBFBF"/>
             </w:tcBorders>
-            <w:shd w:val="clear" w:color="auto" w:fill="auto"/>
             <w:hideMark/>
           </w:tcPr>
           <w:p>
@@ -1389,7 +1387,6 @@
               <w:bottom w:val="single" w:sz="4" w:space="0" w:color="BFBFBF"/>
               <w:right w:val="single" w:sz="4" w:space="0" w:color="BFBFBF"/>
             </w:tcBorders>
-            <w:shd w:val="clear" w:color="auto" w:fill="auto"/>
             <w:hideMark/>
           </w:tcPr>
           <w:p>
@@ -1607,7 +1604,6 @@
               <w:bottom w:val="single" w:sz="4" w:space="0" w:color="BFBFBF"/>
               <w:right w:val="single" w:sz="4" w:space="0" w:color="BFBFBF"/>
             </w:tcBorders>
-            <w:shd w:val="clear" w:color="auto" w:fill="auto"/>
             <w:hideMark/>
           </w:tcPr>
           <w:p>
@@ -1631,6 +1627,72 @@
                 <w:szCs w:val="18"/>
               </w:rPr>
               <w:t xml:space="preserve">IMPORTANT: </w:t>
+            </w:r>
+          </w:p>
+          <w:p>
+            <w:pPr>
+              <w:numPr>
+                <w:ilvl w:val="0"/>
+                <w:numId w:val="5"/>
+              </w:numPr>
+              <w:rPr>
+                <w:rFonts w:ascii="Century Gothic" w:hAnsi="Century Gothic" w:cs="Open Sans"/>
+                <w:color w:val="000000"/>
+                <w:sz w:val="18"/>
+                <w:szCs w:val="18"/>
+              </w:rPr>
+            </w:pPr>
+            <w:r>
+              <w:rPr>
+                <w:rStyle w:val="Strong"/>
+                <w:rFonts w:ascii="Open Sans" w:hAnsi="Open Sans" w:cs="Open Sans"/>
+                <w:color w:val="E03E2D"/>
+                <w:sz w:val="18"/>
+                <w:szCs w:val="18"/>
+              </w:rPr>
+              <w:t>A</w:t>
+            </w:r>
+            <w:r>
+              <w:rPr>
+                <w:rStyle w:val="Strong"/>
+                <w:rFonts w:ascii="Open Sans" w:hAnsi="Open Sans" w:cs="Open Sans"/>
+                <w:color w:val="E03E2D"/>
+                <w:sz w:val="18"/>
+                <w:szCs w:val="18"/>
+              </w:rPr>
+              <w:t xml:space="preserve"> description of how your project fits the 5-layer IoT model</w:t>
+            </w:r>
+            <w:r>
+              <w:rPr>
+                <w:rStyle w:val="Strong"/>
+                <w:rFonts w:ascii="Open Sans" w:hAnsi="Open Sans" w:cs="Open Sans"/>
+                <w:color w:val="E03E2D"/>
+                <w:sz w:val="18"/>
+                <w:szCs w:val="18"/>
+              </w:rPr>
+              <w:t xml:space="preserve">. </w:t>
+            </w:r>
+            <w:proofErr w:type="spellStart"/>
+            <w:r>
+              <w:rPr>
+                <w:rStyle w:val="Strong"/>
+                <w:rFonts w:ascii="Century Gothic" w:hAnsi="Century Gothic" w:cs="Open Sans"/>
+                <w:color w:val="E03E2D"/>
+                <w:sz w:val="18"/>
+                <w:szCs w:val="18"/>
+              </w:rPr>
+              <w:t>The</w:t>
+            </w:r>
+            <w:proofErr w:type="spellEnd"/>
+            <w:r>
+              <w:rPr>
+                <w:rStyle w:val="Strong"/>
+                <w:rFonts w:ascii="Century Gothic" w:hAnsi="Century Gothic" w:cs="Open Sans"/>
+                <w:color w:val="E03E2D"/>
+                <w:sz w:val="18"/>
+                <w:szCs w:val="18"/>
+              </w:rPr>
+              <w:t xml:space="preserve"> project MUST include a networking component i.e., how the data was communicated from one raspberry pi to another using MQTT or equivalent protocol.</w:t>
             </w:r>
           </w:p>
           <w:p>
@@ -1658,18 +1720,53 @@
                 <w:sz w:val="18"/>
                 <w:szCs w:val="18"/>
               </w:rPr>
-              <w:t>What IoT layered architecture model are you using for this project</w:t>
-            </w:r>
-            <w:r>
-              <w:rPr>
-                <w:rFonts w:ascii="Century Gothic" w:eastAsia="Times New Roman" w:hAnsi="Century Gothic" w:cs="Times New Roman"/>
-                <w:b/>
-                <w:bCs/>
-                <w:color w:val="FF0000"/>
-                <w:sz w:val="18"/>
-                <w:szCs w:val="18"/>
-              </w:rPr>
-              <w:t xml:space="preserve">. </w:t>
+              <w:t>W</w:t>
+            </w:r>
+            <w:r>
+              <w:rPr>
+                <w:rFonts w:ascii="Century Gothic" w:eastAsia="Times New Roman" w:hAnsi="Century Gothic" w:cs="Times New Roman"/>
+                <w:b/>
+                <w:bCs/>
+                <w:color w:val="FF0000"/>
+                <w:sz w:val="18"/>
+                <w:szCs w:val="18"/>
+              </w:rPr>
+              <w:t xml:space="preserve">hat is the role of each member of your team on that </w:t>
+            </w:r>
+            <w:proofErr w:type="gramStart"/>
+            <w:r>
+              <w:rPr>
+                <w:rFonts w:ascii="Century Gothic" w:eastAsia="Times New Roman" w:hAnsi="Century Gothic" w:cs="Times New Roman"/>
+                <w:b/>
+                <w:bCs/>
+                <w:color w:val="FF0000"/>
+                <w:sz w:val="18"/>
+                <w:szCs w:val="18"/>
+              </w:rPr>
+              <w:t xml:space="preserve">model </w:t>
+            </w:r>
+            <w:r>
+              <w:rPr>
+                <w:rFonts w:ascii="Century Gothic" w:eastAsia="Times New Roman" w:hAnsi="Century Gothic" w:cs="Times New Roman"/>
+                <w:b/>
+                <w:bCs/>
+                <w:color w:val="FF0000"/>
+                <w:sz w:val="18"/>
+                <w:szCs w:val="18"/>
+              </w:rPr>
+              <w:t>?</w:t>
+            </w:r>
+            <w:proofErr w:type="gramEnd"/>
+            <w:r>
+              <w:rPr>
+                <w:rFonts w:ascii="Century Gothic" w:eastAsia="Times New Roman" w:hAnsi="Century Gothic" w:cs="Times New Roman"/>
+                <w:b/>
+                <w:bCs/>
+                <w:color w:val="FF0000"/>
+                <w:sz w:val="18"/>
+                <w:szCs w:val="18"/>
+              </w:rPr>
+              <w:t xml:space="preserve"> Roles can overlap but there needs to be designated lead responsible of layer.</w:t>
             </w:r>
           </w:p>
           <w:p>
@@ -1697,18 +1794,7 @@
                 <w:sz w:val="18"/>
                 <w:szCs w:val="18"/>
               </w:rPr>
-              <w:t>W</w:t>
-            </w:r>
-            <w:r>
-              <w:rPr>
-                <w:rFonts w:ascii="Century Gothic" w:eastAsia="Times New Roman" w:hAnsi="Century Gothic" w:cs="Times New Roman"/>
-                <w:b/>
-                <w:bCs/>
-                <w:color w:val="FF0000"/>
-                <w:sz w:val="18"/>
-                <w:szCs w:val="18"/>
-              </w:rPr>
-              <w:t xml:space="preserve">hat is the role of each member of your team on that </w:t>
+              <w:t xml:space="preserve">How is edge compute being implemented? What </w:t>
             </w:r>
             <w:proofErr w:type="gramStart"/>
             <w:r>
@@ -1720,18 +1806,7 @@
                 <w:sz w:val="18"/>
                 <w:szCs w:val="18"/>
               </w:rPr>
-              <w:t xml:space="preserve">model </w:t>
-            </w:r>
-            <w:r>
-              <w:rPr>
-                <w:rFonts w:ascii="Century Gothic" w:eastAsia="Times New Roman" w:hAnsi="Century Gothic" w:cs="Times New Roman"/>
-                <w:b/>
-                <w:bCs/>
-                <w:color w:val="FF0000"/>
-                <w:sz w:val="18"/>
-                <w:szCs w:val="18"/>
-              </w:rPr>
-              <w:t>?</w:t>
+              <w:t>are</w:t>
             </w:r>
             <w:proofErr w:type="gramEnd"/>
             <w:r>
@@ -1743,7 +1818,7 @@
                 <w:sz w:val="18"/>
                 <w:szCs w:val="18"/>
               </w:rPr>
-              <w:t xml:space="preserve"> Roles can overlap but there needs to be designated lead responsible of layer.</w:t>
+              <w:t xml:space="preserve"> the mathematics, signal processing and data visualization strategies/libraries used</w:t>
             </w:r>
           </w:p>
           <w:p>
@@ -1755,9 +1830,7 @@
               </w:numPr>
               <w:rPr>
                 <w:rFonts w:ascii="Century Gothic" w:eastAsia="Times New Roman" w:hAnsi="Century Gothic" w:cs="Times New Roman"/>
-                <w:b/>
-                <w:bCs/>
-                <w:color w:val="FF0000"/>
+                <w:color w:val="000000"/>
                 <w:sz w:val="18"/>
                 <w:szCs w:val="18"/>
               </w:rPr>
@@ -1771,90 +1844,29 @@
                 <w:sz w:val="18"/>
                 <w:szCs w:val="18"/>
               </w:rPr>
-              <w:t xml:space="preserve">How is edge compute being implemented? What </w:t>
-            </w:r>
-            <w:proofErr w:type="gramStart"/>
-            <w:r>
-              <w:rPr>
-                <w:rFonts w:ascii="Century Gothic" w:eastAsia="Times New Roman" w:hAnsi="Century Gothic" w:cs="Times New Roman"/>
-                <w:b/>
-                <w:bCs/>
-                <w:color w:val="FF0000"/>
-                <w:sz w:val="18"/>
-                <w:szCs w:val="18"/>
-              </w:rPr>
-              <w:t>are</w:t>
-            </w:r>
-            <w:proofErr w:type="gramEnd"/>
-            <w:r>
-              <w:rPr>
-                <w:rFonts w:ascii="Century Gothic" w:eastAsia="Times New Roman" w:hAnsi="Century Gothic" w:cs="Times New Roman"/>
-                <w:b/>
-                <w:bCs/>
-                <w:color w:val="FF0000"/>
-                <w:sz w:val="18"/>
-                <w:szCs w:val="18"/>
-              </w:rPr>
-              <w:t xml:space="preserve"> the mathematics, signal processing and data visualization strategies/libraries used</w:t>
-            </w:r>
-          </w:p>
-          <w:p>
-            <w:pPr>
-              <w:pStyle w:val="ListParagraph"/>
-              <w:numPr>
-                <w:ilvl w:val="0"/>
-                <w:numId w:val="5"/>
-              </w:numPr>
-              <w:rPr>
-                <w:rFonts w:ascii="Century Gothic" w:eastAsia="Times New Roman" w:hAnsi="Century Gothic" w:cs="Times New Roman"/>
-                <w:color w:val="000000"/>
-                <w:sz w:val="18"/>
-                <w:szCs w:val="18"/>
-              </w:rPr>
-            </w:pPr>
-            <w:r>
-              <w:rPr>
-                <w:rFonts w:ascii="Century Gothic" w:eastAsia="Times New Roman" w:hAnsi="Century Gothic" w:cs="Times New Roman"/>
-                <w:b/>
-                <w:bCs/>
-                <w:color w:val="FF0000"/>
-                <w:sz w:val="18"/>
-                <w:szCs w:val="18"/>
-              </w:rPr>
-              <w:t xml:space="preserve">Use </w:t>
-            </w:r>
-            <w:r>
-              <w:rPr>
-                <w:rFonts w:ascii="Century Gothic" w:eastAsia="Times New Roman" w:hAnsi="Century Gothic" w:cs="Times New Roman"/>
-                <w:b/>
-                <w:bCs/>
-                <w:color w:val="FF0000"/>
-                <w:sz w:val="18"/>
-                <w:szCs w:val="18"/>
-              </w:rPr>
-              <w:t xml:space="preserve">one </w:t>
-            </w:r>
-            <w:r>
-              <w:rPr>
-                <w:rFonts w:ascii="Century Gothic" w:eastAsia="Times New Roman" w:hAnsi="Century Gothic" w:cs="Times New Roman"/>
-                <w:b/>
-                <w:bCs/>
-                <w:color w:val="FF0000"/>
-                <w:sz w:val="18"/>
-                <w:szCs w:val="18"/>
-              </w:rPr>
-              <w:t>additional paper provided to describe in detail</w:t>
-            </w:r>
-            <w:r>
-              <w:rPr>
-                <w:rFonts w:ascii="Century Gothic" w:eastAsia="Times New Roman" w:hAnsi="Century Gothic" w:cs="Times New Roman"/>
-                <w:b/>
-                <w:bCs/>
-                <w:color w:val="FF0000"/>
-                <w:sz w:val="18"/>
-                <w:szCs w:val="18"/>
-              </w:rPr>
-              <w:t xml:space="preserve"> with a proper subheading.</w:t>
+              <w:t>Use one additional paper provided to describe in detail with a proper subheading</w:t>
+            </w:r>
+            <w:r>
+              <w:rPr>
+                <w:rFonts w:ascii="Century Gothic" w:eastAsia="Times New Roman" w:hAnsi="Century Gothic" w:cs="Times New Roman"/>
+                <w:b/>
+                <w:bCs/>
+                <w:color w:val="FF0000"/>
+                <w:sz w:val="18"/>
+                <w:szCs w:val="18"/>
+              </w:rPr>
+              <w:t xml:space="preserve"> if necessary</w:t>
+            </w:r>
+            <w:r>
+              <w:rPr>
+                <w:rFonts w:ascii="Century Gothic" w:eastAsia="Times New Roman" w:hAnsi="Century Gothic" w:cs="Times New Roman"/>
+                <w:b/>
+                <w:bCs/>
+                <w:color w:val="FF0000"/>
+                <w:sz w:val="18"/>
+                <w:szCs w:val="18"/>
+              </w:rPr>
+              <w:t>.</w:t>
             </w:r>
           </w:p>
           <w:p>
@@ -2051,37 +2063,7 @@
                 <w:sz w:val="16"/>
                 <w:szCs w:val="18"/>
               </w:rPr>
-              <w:t>2</w:t>
-            </w:r>
-            <w:r>
-              <w:rPr>
-                <w:rFonts w:ascii="Century Gothic" w:eastAsia="Times New Roman" w:hAnsi="Century Gothic" w:cs="Times New Roman"/>
-                <w:b/>
-                <w:color w:val="FFFFFF" w:themeColor="background1"/>
-                <w:sz w:val="16"/>
-                <w:szCs w:val="18"/>
-              </w:rPr>
-              <w:t>.</w:t>
-            </w:r>
-            <w:r>
-              <w:rPr>
-                <w:rFonts w:ascii="Century Gothic" w:eastAsia="Times New Roman" w:hAnsi="Century Gothic" w:cs="Times New Roman"/>
-                <w:b/>
-                <w:color w:val="FFFFFF" w:themeColor="background1"/>
-                <w:sz w:val="16"/>
-                <w:szCs w:val="18"/>
-              </w:rPr>
-              <w:t>0</w:t>
-            </w:r>
-            <w:r>
-              <w:rPr>
-                <w:rFonts w:ascii="Century Gothic" w:eastAsia="Times New Roman" w:hAnsi="Century Gothic" w:cs="Times New Roman"/>
-                <w:b/>
-                <w:color w:val="FFFFFF" w:themeColor="background1"/>
-                <w:sz w:val="16"/>
-                <w:szCs w:val="18"/>
-              </w:rPr>
-              <w:t xml:space="preserve"> Points]</w:t>
+              <w:t>2.0 Points]</w:t>
             </w:r>
           </w:p>
         </w:tc>
@@ -2099,7 +2081,6 @@
               <w:bottom w:val="single" w:sz="4" w:space="0" w:color="BFBFBF"/>
               <w:right w:val="single" w:sz="4" w:space="0" w:color="BFBFBF"/>
             </w:tcBorders>
-            <w:shd w:val="clear" w:color="auto" w:fill="auto"/>
             <w:hideMark/>
           </w:tcPr>
           <w:p>
@@ -2579,7 +2560,6 @@
               <w:bottom w:val="single" w:sz="4" w:space="0" w:color="BFBFBF"/>
               <w:right w:val="single" w:sz="4" w:space="0" w:color="BFBFBF"/>
             </w:tcBorders>
-            <w:shd w:val="clear" w:color="auto" w:fill="auto"/>
           </w:tcPr>
           <w:p>
             <w:pPr>
@@ -2629,7 +2609,40 @@
                 <w:sz w:val="18"/>
                 <w:szCs w:val="18"/>
               </w:rPr>
-              <w:t>Use one additional paper provided to describe in detail with a proper subheading.</w:t>
+              <w:t>Use one additional paper provided to describe in detail with a proper subheading</w:t>
+            </w:r>
+            <w:r>
+              <w:rPr>
+                <w:rFonts w:ascii="Century Gothic" w:eastAsia="Times New Roman" w:hAnsi="Century Gothic" w:cs="Times New Roman"/>
+                <w:b/>
+                <w:bCs/>
+                <w:color w:val="FF0000"/>
+                <w:sz w:val="18"/>
+                <w:szCs w:val="18"/>
+              </w:rPr>
+              <w:t xml:space="preserve"> </w:t>
+            </w:r>
+            <w:r>
+              <w:rPr>
+                <w:rFonts w:ascii="Century Gothic" w:eastAsia="Times New Roman" w:hAnsi="Century Gothic" w:cs="Times New Roman"/>
+                <w:b/>
+                <w:bCs/>
+                <w:color w:val="FF0000"/>
+                <w:sz w:val="18"/>
+                <w:szCs w:val="18"/>
+              </w:rPr>
+              <w:t>if necessary</w:t>
+            </w:r>
+            <w:r>
+              <w:rPr>
+                <w:rFonts w:ascii="Century Gothic" w:eastAsia="Times New Roman" w:hAnsi="Century Gothic" w:cs="Times New Roman"/>
+                <w:b/>
+                <w:bCs/>
+                <w:color w:val="FF0000"/>
+                <w:sz w:val="18"/>
+                <w:szCs w:val="18"/>
+              </w:rPr>
+              <w:t>.</w:t>
             </w:r>
           </w:p>
         </w:tc>
@@ -2813,15 +2826,6 @@
             </w:pPr>
             <w:r>
               <w:t>I. S. Jacobs and C. P. Bean, “Fine particles, thin films and exchange anisotropy,” in Magnetism, vol. III, G. T. Rado and H. Suhl, Eds. New York: Academic, 1963, pp. 271–350.</w:t>
-            </w:r>
-          </w:p>
-          <w:p>
-            <w:pPr>
-              <w:pStyle w:val="references"/>
-              <w:ind w:left="354" w:hanging="354"/>
-            </w:pPr>
-            <w:r>
-              <w:t>K. Elissa, “Title of paper if known,” unpublished</w:t>
             </w:r>
           </w:p>
         </w:tc>
@@ -3662,6 +3666,119 @@
       </w:rPr>
     </w:lvl>
   </w:abstractNum>
+  <w:abstractNum w:abstractNumId="8" w15:restartNumberingAfterBreak="0">
+    <w:nsid w:val="7F9C5716"/>
+    <w:multiLevelType w:val="multilevel"/>
+    <w:tmpl w:val="835492BE"/>
+    <w:lvl w:ilvl="0">
+      <w:start w:val="1"/>
+      <w:numFmt w:val="decimal"/>
+      <w:lvlText w:val="%1."/>
+      <w:lvlJc w:val="left"/>
+      <w:pPr>
+        <w:tabs>
+          <w:tab w:val="num" w:pos="720"/>
+        </w:tabs>
+        <w:ind w:left="720" w:hanging="360"/>
+      </w:pPr>
+    </w:lvl>
+    <w:lvl w:ilvl="1" w:tentative="1">
+      <w:start w:val="1"/>
+      <w:numFmt w:val="decimal"/>
+      <w:lvlText w:val="%2."/>
+      <w:lvlJc w:val="left"/>
+      <w:pPr>
+        <w:tabs>
+          <w:tab w:val="num" w:pos="1440"/>
+        </w:tabs>
+        <w:ind w:left="1440" w:hanging="360"/>
+      </w:pPr>
+    </w:lvl>
+    <w:lvl w:ilvl="2" w:tentative="1">
+      <w:start w:val="1"/>
+      <w:numFmt w:val="decimal"/>
+      <w:lvlText w:val="%3."/>
+      <w:lvlJc w:val="left"/>
+      <w:pPr>
+        <w:tabs>
+          <w:tab w:val="num" w:pos="2160"/>
+        </w:tabs>
+        <w:ind w:left="2160" w:hanging="360"/>
+      </w:pPr>
+    </w:lvl>
+    <w:lvl w:ilvl="3" w:tentative="1">
+      <w:start w:val="1"/>
+      <w:numFmt w:val="decimal"/>
+      <w:lvlText w:val="%4."/>
+      <w:lvlJc w:val="left"/>
+      <w:pPr>
+        <w:tabs>
+          <w:tab w:val="num" w:pos="2880"/>
+        </w:tabs>
+        <w:ind w:left="2880" w:hanging="360"/>
+      </w:pPr>
+    </w:lvl>
+    <w:lvl w:ilvl="4" w:tentative="1">
+      <w:start w:val="1"/>
+      <w:numFmt w:val="decimal"/>
+      <w:lvlText w:val="%5."/>
+      <w:lvlJc w:val="left"/>
+      <w:pPr>
+        <w:tabs>
+          <w:tab w:val="num" w:pos="3600"/>
+        </w:tabs>
+        <w:ind w:left="3600" w:hanging="360"/>
+      </w:pPr>
+    </w:lvl>
+    <w:lvl w:ilvl="5" w:tentative="1">
+      <w:start w:val="1"/>
+      <w:numFmt w:val="decimal"/>
+      <w:lvlText w:val="%6."/>
+      <w:lvlJc w:val="left"/>
+      <w:pPr>
+        <w:tabs>
+          <w:tab w:val="num" w:pos="4320"/>
+        </w:tabs>
+        <w:ind w:left="4320" w:hanging="360"/>
+      </w:pPr>
+    </w:lvl>
+    <w:lvl w:ilvl="6" w:tentative="1">
+      <w:start w:val="1"/>
+      <w:numFmt w:val="decimal"/>
+      <w:lvlText w:val="%7."/>
+      <w:lvlJc w:val="left"/>
+      <w:pPr>
+        <w:tabs>
+          <w:tab w:val="num" w:pos="5040"/>
+        </w:tabs>
+        <w:ind w:left="5040" w:hanging="360"/>
+      </w:pPr>
+    </w:lvl>
+    <w:lvl w:ilvl="7" w:tentative="1">
+      <w:start w:val="1"/>
+      <w:numFmt w:val="decimal"/>
+      <w:lvlText w:val="%8."/>
+      <w:lvlJc w:val="left"/>
+      <w:pPr>
+        <w:tabs>
+          <w:tab w:val="num" w:pos="5760"/>
+        </w:tabs>
+        <w:ind w:left="5760" w:hanging="360"/>
+      </w:pPr>
+    </w:lvl>
+    <w:lvl w:ilvl="8" w:tentative="1">
+      <w:start w:val="1"/>
+      <w:numFmt w:val="decimal"/>
+      <w:lvlText w:val="%9."/>
+      <w:lvlJc w:val="left"/>
+      <w:pPr>
+        <w:tabs>
+          <w:tab w:val="num" w:pos="6480"/>
+        </w:tabs>
+        <w:ind w:left="6480" w:hanging="360"/>
+      </w:pPr>
+    </w:lvl>
+  </w:abstractNum>
   <w:num w:numId="1" w16cid:durableId="1751999744">
     <w:abstractNumId w:val="2"/>
   </w:num>
@@ -3685,6 +3802,9 @@
   </w:num>
   <w:num w:numId="8" w16cid:durableId="199587403">
     <w:abstractNumId w:val="6"/>
+  </w:num>
+  <w:num w:numId="9" w16cid:durableId="59980432">
+    <w:abstractNumId w:val="8"/>
   </w:num>
 </w:numbering>
 </file>
@@ -4253,6 +4373,17 @@
       <w:szCs w:val="16"/>
     </w:rPr>
   </w:style>
+  <w:style w:type="character" w:styleId="Strong">
+    <w:name w:val="Strong"/>
+    <w:basedOn w:val="DefaultParagraphFont"/>
+    <w:uiPriority w:val="22"/>
+    <w:qFormat/>
+    <w:rsid w:val="00D60CA5"/>
+    <w:rPr>
+      <w:b/>
+      <w:bCs/>
+    </w:rPr>
+  </w:style>
 </w:styles>
 </file>
 
